--- a/SatelitteHub - Descripcion del Proyecto.docx
+++ b/SatelitteHub - Descripcion del Proyecto.docx
@@ -305,6 +305,9 @@
       <w:r>
         <w:t xml:space="preserve"> no pide nada extra, BGAN pide IMSI y MSISDN, etc.</w:t>
       </w:r>
+      <w:r>
+        <w:t xml:space="preserve"> (Esta parte está incompleta)</w:t>
+      </w:r>
     </w:p>
     <w:p>
       <w:pPr>
@@ -330,7 +333,22 @@
         <w:spacing w:after="160"/>
       </w:pPr>
       <w:r>
-        <w:t>La pestaña está, pero todavía no está conectada a nada. La dejé armada con todos los campos de IBIS para cuando haya que implementarla.</w:t>
+        <w:t>La pestaña está, pero todavía no está conectada a nada. La dejé armada con todos los campos de IBIS para cuando haya que implementarla</w:t>
+      </w:r>
+      <w:r>
+        <w:t xml:space="preserve"> si es que lo implementamos, hay </w:t>
+      </w:r>
+      <w:r>
+        <w:lastRenderedPageBreak/>
+        <w:t xml:space="preserve">que barajar nuevamente por qué viendo con Mica como se realizan los planes en IBIS tal vez es sumar más trabajo innecesario para poder poner este apartado en la </w:t>
+      </w:r>
+      <w:proofErr w:type="gramStart"/>
+      <w:r>
+        <w:t>app</w:t>
+      </w:r>
+      <w:proofErr w:type="gramEnd"/>
+      <w:r>
+        <w:t>.</w:t>
       </w:r>
     </w:p>
     <w:p>
@@ -349,7 +367,6 @@
           <w:bCs/>
           <w:color w:val="2E4057"/>
         </w:rPr>
-        <w:lastRenderedPageBreak/>
         <w:t>Cómo fluye la información</w:t>
       </w:r>
     </w:p>
@@ -446,7 +463,18 @@
       </w:r>
       <w:proofErr w:type="gramEnd"/>
       <w:r>
-        <w:t xml:space="preserve"> del repo.</w:t>
+        <w:t xml:space="preserve"> del repo</w:t>
+      </w:r>
+      <w:r>
+        <w:t xml:space="preserve"> (Usa la cuenta de Techsupport n8n, credenciales en </w:t>
+      </w:r>
+      <w:proofErr w:type="spellStart"/>
+      <w:r>
+        <w:t>Bitwarden</w:t>
+      </w:r>
+      <w:proofErr w:type="spellEnd"/>
+      <w:r>
+        <w:t>)</w:t>
       </w:r>
     </w:p>
     <w:p>
@@ -534,15 +562,13 @@
         <w:spacing w:after="160"/>
       </w:pPr>
       <w:r>
-        <w:t xml:space="preserve">Validaciones en tiempo real: el botón de enviar no se activa hasta que </w:t>
-      </w:r>
-      <w:proofErr w:type="spellStart"/>
-      <w:r>
-        <w:t>completás</w:t>
-      </w:r>
-      <w:proofErr w:type="spellEnd"/>
-      <w:r>
-        <w:t xml:space="preserve"> los campos obligatorios, y hay una barra de progreso que muestra cuántos faltan.</w:t>
+        <w:t>Validaciones en tiempo real: el botón de enviar no se activa hasta que complet</w:t>
+      </w:r>
+      <w:r>
+        <w:t>a</w:t>
+      </w:r>
+      <w:r>
+        <w:t>s los campos obligatorios, y hay una barra de progreso que muestra cuántos faltan.</w:t>
       </w:r>
     </w:p>
     <w:p>
@@ -583,6 +609,17 @@
       <w:proofErr w:type="spellEnd"/>
       <w:r>
         <w:t xml:space="preserve"> (botón 🐛) con logs en tiempo real para diagnosticar problemas con n8n o IBIS.</w:t>
+      </w:r>
+      <w:r>
+        <w:t xml:space="preserve"> (Esto lo estoy usando para </w:t>
+      </w:r>
+      <w:proofErr w:type="spellStart"/>
+      <w:r>
+        <w:t>debugear</w:t>
+      </w:r>
+      <w:proofErr w:type="spellEnd"/>
+      <w:r>
+        <w:t xml:space="preserve"> en tiempo real, remover una vez no sea necesario)</w:t>
       </w:r>
     </w:p>
     <w:p>
